--- a/03_Outputs/final scripts/ar/Module 4/4.4.0-ar.docx
+++ b/03_Outputs/final scripts/ar/Module 4/4.4.0-ar.docx
@@ -9,12 +9,12 @@
     </w:p>
     <w:p>
       <w:r>
-        <w:t xml:space="preserve">تمويل التحول الطاقي يتطلب آليات قادرة على تعبئة مئات المليارات سنويًا. الأدوات المبتكرة تعيد تشكيل كيفية تدفق رأس المال إلى الطاقة المستدامة.  </w:t>
+        <w:t xml:space="preserve">يتطلب تمويل التحول الطاقي آليات قادرة على تعبئة مئات المليارات سنويًا. تعيد الأدوات المبتكرة تشكيل كيفية تدفق رأس المال إلى الطاقة المستدامة.  </w:t>
       </w:r>
     </w:p>
     <w:p>
       <w:r>
-        <w:t xml:space="preserve">السندات الموضوعية—الخضراء، والاجتماعية، والاستدامة—توجه الأموال إلى مشاريع ذات نتائج قابلة للقياس. تجاوز إصدار السندات الخضراء العالمية 500 مليار دولار أمريكي في عام 2022، مع أُطُر مثل مبادئ السندات الخضراء التي تضمن الشفافية وثقة المستثمرين.  </w:t>
+        <w:t xml:space="preserve">السندات الموضوعية—الخضراء والاجتماعية والاستدامة—توجه الأموال إلى مشاريع ذات نتائج قابلة للقياس. تجاوز إصدار السندات الخضراء العالمية 500 مليار دولار في عام 2022، مع أُطُر مثل مبادئ السندات الخضراء التي تضمن الشفافية وثقة المستثمرين.  </w:t>
       </w:r>
     </w:p>
     <w:p>
@@ -24,17 +24,17 @@
     </w:p>
     <w:p>
       <w:r>
-        <w:t xml:space="preserve">التقنيات الرقمية تضيف زخمًا جديدًا. تعزز تقنية البلوكشين الشفافية وتمكن من التداول المباشر للطاقة بين الأقران، بينما تحسن تحليلات الذكاء الاصطناعي تقييم المخاطر وتوسع الوصول إلى الاستثمارات الخضراء.  </w:t>
+        <w:t xml:space="preserve">تضيف التقنيات الرقمية زخمًا جديدًا. تعزز تقنية البلوكشين الشفافية وتمكن من التداول المباشر للطاقة بين الأقران، بينما تحسن تحليلات الذكاء الاصطناعي تقييم المخاطر وتوسع الوصول إلى الاستثمارات الخضراء.  </w:t>
       </w:r>
     </w:p>
     <w:p>
       <w:r>
-        <w:t xml:space="preserve">مبادلات الديون مقابل الطاقة لديها القدرة على تقليل أعباء الديون مع تمويل مصادر الطاقة المتجددة. تتطلب هذه الترتيبات حوكمة قوية ودعم متعدد الأطراف لتجاوز العقبات التنظيمية ومعاملات التمويل.  </w:t>
+        <w:t xml:space="preserve">يمكن لمبادلات الديون مقابل الطاقة أن تقلل من أعباء الديون مع تمويل مصادر الطاقة المتجددة. تتطلب هذه الترتيبات حوكمة قوية ودعم متعدد الأطراف لتجاوز العقبات التنظيمية والمعاملات.  </w:t>
       </w:r>
     </w:p>
     <w:p>
       <w:r>
-        <w:t>معًا، يمكن لهذه الأدوات تعبئة تريليونات الدولارات، وتعزيز الثقة، وتسريع التحول نحو اقتصاد منخفض الكربون. يفحص هذا الفصل إمكاناتها، والتحديات، والاستراتيجيات لتعظيم الأثر.</w:t>
+        <w:t>معًا، يمكن لهذه الأدوات تعبئة تريليونات، وتعزيز الثقة، وتسريع التحول نحو اقتصاد منخفض الكربون. يفحص هذا الفصل إمكاناتها، والتحديات، والاستراتيجيات لتعظيم الأثر.</w:t>
       </w:r>
     </w:p>
     <w:sectPr>

--- a/03_Outputs/final scripts/ar/Module 4/4.4.0-ar.docx
+++ b/03_Outputs/final scripts/ar/Module 4/4.4.0-ar.docx
@@ -14,12 +14,12 @@
     </w:p>
     <w:p>
       <w:r>
-        <w:t xml:space="preserve">السندات الموضوعية—الخضراء والاجتماعية والاستدامة—توجه الأموال إلى مشاريع ذات نتائج قابلة للقياس. تجاوز إصدار السندات الخضراء العالمية 500 مليار دولار في عام 2022، مع أُطُر مثل مبادئ السندات الخضراء التي تضمن الشفافية وثقة المستثمرين.  </w:t>
+        <w:t xml:space="preserve">السندات الموضوعية—الخضراء والاجتماعية والاستدامة—توجه الأموال إلى مشاريع ذات نتائج قابلة للقياس. تجاوز إصدار السندات الخضراء العالمية 500 مليار دولار أمريكي في عام 2022، مع أطر عمل مثل مبادئ السندات الخضراء التي تضمن الشفافية وثقة المستثمرين.  </w:t>
       </w:r>
     </w:p>
     <w:p>
       <w:r>
-        <w:t xml:space="preserve">آليات تسعير الكربون—أنظمة تداول الانبعاثات والضرائب على الكربون—تخلق حوافز لخفض الانبعاثات. يعتمد نجاحها على التصميم الفعّال، والتحقق الدقيق، والحماية من الادعاءات الزائفة بالبيئة الخضراء.  </w:t>
+        <w:t xml:space="preserve">آليات تسعير الكربون—أنظمة تداول الانبعاثات والضرائب على الكربون—تخلق حوافز لخفض الانبعاثات. يعتمد نجاحها على التصميم الفعال، والتحقق الدقيق، والحماية من الادعاءات الزائفة بالبيئة الخضراء.  </w:t>
       </w:r>
     </w:p>
     <w:p>
@@ -34,7 +34,7 @@
     </w:p>
     <w:p>
       <w:r>
-        <w:t>معًا، يمكن لهذه الأدوات تعبئة تريليونات، وتعزيز الثقة، وتسريع التحول نحو اقتصاد منخفض الكربون. يفحص هذا الفصل إمكاناتها، والتحديات، والاستراتيجيات لتعظيم الأثر.</w:t>
+        <w:t>معًا، يمكن لهذه الأدوات تعبئة تريليونات الدولارات، وتعزيز الثقة، وتسريع التحول نحو اقتصاد منخفض الكربون. يفحص هذا الفصل إمكاناتها، والتحديات، والاستراتيجيات لتعظيم الأثر.</w:t>
       </w:r>
     </w:p>
     <w:sectPr>
